--- a/input/master-resume/old/Dave-Call-resume-9-23-26.docx
+++ b/input/master-resume/old/Dave-Call-resume-9-23-26.docx
@@ -735,7 +735,7 @@
         <w:rPr>
           <w:b/>
         </w:rPr>
-        <w:t>August 2021 to April 2022</w:t>
+        <w:t>August 2020 to April 2022</w:t>
       </w:r>
     </w:p>
     <w:p>
